--- a/reports/ksp/grade10/grade10-week02-ksp.docx
+++ b/reports/ksp/grade10/grade10-week02-ksp.docx
@@ -249,7 +249,7 @@
           </w:tcPr>
           <w:p>
             <w:r>
-              <w:t>Computer Hardware</w:t>
+              <w:t>Network Addressing, Domain Name Systems (DNS)</w:t>
             </w:r>
           </w:p>
         </w:tc>
@@ -288,7 +288,7 @@
           </w:tcPr>
           <w:p>
             <w:r>
-              <w:t>Explain the core concepts of Computer Hardware using correct terminology. Identify key components, roles, or stages related to Computer Hardware. Analyze a real-world example where Computer Hardware is applied. Compare two representations or approaches within Computer Hardware. Apply Computer Hardware concepts to a short practical task or scenario.</w:t>
+              <w:t>Explain the core concepts of Network Addressing, Domain Name Systems (DNS) using correct terminology. Identify key components, roles, or stages related to Network Addressing, Domain Name Systems (DNS). Analyze a real-world example where Network Addressing, Domain Name Systems (DNS) is applied. Compare two representations or approaches within Network Addressing, Domain Name Systems (DNS). Apply Network Addressing, Domain Name Systems (DNS) concepts to a short practical task or scenario.</w:t>
             </w:r>
           </w:p>
         </w:tc>
@@ -327,7 +327,7 @@
           </w:tcPr>
           <w:p>
             <w:r>
-              <w:t>Students will be able to: Explain the core concepts of Computer Hardware using correct terminology. Identify key components, roles, or stages related to Computer Hardware. Analyze a real-world example where Computer Hardware is applied. Compare two representations or approaches within Computer Hardware. Apply Computer Hardware concepts to a short practical task or scenario.</w:t>
+              <w:t>Students will be able to: Explain the core concepts of Network Addressing, Domain Name Systems (DNS) using correct terminology. Identify key components, roles, or stages related to Network Addressing, Domain Name Systems (DNS). Analyze a real-world example where Network Addressing, Domain Name Systems (DNS) is applied. Compare two representations or approaches within Network Addressing, Domain Name Systems (DNS). Apply Network Addressing, Domain Name Systems (DNS) concepts to a short practical task or scenario.</w:t>
             </w:r>
           </w:p>
         </w:tc>
@@ -366,7 +366,7 @@
           </w:tcPr>
           <w:p>
             <w:r>
-              <w:t>Uses technical vocabulary accurately in explanations. Identifies correct components or stages of Computer Hardware. Provides a valid real-world example and justification. Completes the practice task with clear reasoning.</w:t>
+              <w:t>Uses technical vocabulary accurately in explanations. Identifies correct components or stages of Network Addressing, Domain Name Systems (DNS). Provides a valid real-world example and justification. Completes the practice task with clear reasoning.</w:t>
             </w:r>
           </w:p>
         </w:tc>
@@ -531,7 +531,7 @@
           </w:tcPr>
           <w:p>
             <w:r>
-              <w:t>Organizational stage (5 min): Starter: Present a short real-world case related to Computer Hardware (news, product, or school system). Ask guiding questions to activate prior knowledge. Teacher: Define Computer Hardware and outline the lesson goals. Students: Share what they already know or have used.</w:t>
+              <w:t>Organizational stage (5 min): Starter: Present a short real-world case related to Network Addressing, Domain Name Systems (DNS) (news, product, or school system). Ask guiding questions to activate prior knowledge. Teacher: Define Network Addressing, Domain Name Systems (DNS) and outline the lesson goals. Students: Share what they already know or have used.</w:t>
             </w:r>
           </w:p>
         </w:tc>
@@ -628,7 +628,7 @@
           </w:tcPr>
           <w:p>
             <w:r>
-              <w:t>New material (30 min): Explain the main concepts and components of Computer Hardware with a clear diagram. Show a real-world example and map it to the concepts. Discuss advantages, limitations, or common issues. Teacher: Model a simple analysis or walkthrough. Students: Take notes and answer quick concept checks. Case task: Students analyze a short scenario and identify how Computer Hardware is used. Small group: Build a mini summary (3-4 bullet points) of key ideas. Teacher: Provide feedback and clarify misconceptions.</w:t>
+              <w:t>New material (30 min): Explain the main concepts and components of Network Addressing, Domain Name Systems (DNS) with a clear diagram. Show a real-world example and map it to the concepts. Discuss advantages, limitations, or common issues. Teacher: Model a simple analysis or walkthrough. Students: Take notes and answer quick concept checks. Case task: Students analyze a short scenario and identify how Network Addressing, Domain Name Systems (DNS) is used. Small group: Build a mini summary (3-4 bullet points) of key ideas. Teacher: Provide feedback and clarify misconceptions.</w:t>
             </w:r>
           </w:p>
         </w:tc>
@@ -752,7 +752,7 @@
           </w:tcPr>
           <w:p>
             <w:r>
-              <w:t>Reflection (10 min): Which concept was most challenging for students? Which example worked best to explain Computer Hardware? What should be improved for the next lesson?</w:t>
+              <w:t>Reflection (10 min): Which concept was most challenging for students? Which example worked best to explain Network Addressing, Domain Name Systems (DNS)? What should be improved for the next lesson?</w:t>
             </w:r>
           </w:p>
         </w:tc>
@@ -768,7 +768,7 @@
           </w:tcPr>
           <w:p>
             <w:r>
-              <w:t>Find a real-world case where Computer Hardware is used and write a 150-200 word summary. Create a one-page study sheet with definitions, components, and one diagram of Computer Hardware.</w:t>
+              <w:t>Find a real-world case where Network Addressing, Domain Name Systems (DNS) is used and write a 150-200 word summary. Create a one-page study sheet with definitions, components, and one diagram of Network Addressing, Domain Name Systems (DNS).</w:t>
             </w:r>
           </w:p>
         </w:tc>
